--- a/All_Books/04 THE RED VEIL/Word version/THE_RED_VEIL_en.docx
+++ b/All_Books/04 THE RED VEIL/Word version/THE_RED_VEIL_en.docx
@@ -576,21 +576,9 @@
         <w:rPr>
           <w:rFonts w:ascii="Palatino Linotype" w:eastAsia="sans-serif" w:hAnsi="Palatino Linotype" w:cs="Palatino Linotype"/>
           <w:color w:val="1A1C1E"/>
-          <w:kern w:val="0"/>
-          <w:sz w:val="24"/>
-          <w:szCs w:val="24"/>
-          <w:shd w:val="clear" w:color="auto" w:fill="FFFFFF"/>
-          <w:lang w:bidi="ar"/>
+          <w:shd w:val="clear" w:color="auto" w:fill="FFFFFF"/>
         </w:rPr>
         <w:lastRenderedPageBreak/>
-        <w:br/>
-      </w:r>
-      <w:r>
-        <w:rPr>
-          <w:rFonts w:ascii="Palatino Linotype" w:eastAsia="sans-serif" w:hAnsi="Palatino Linotype" w:cs="Palatino Linotype"/>
-          <w:color w:val="1A1C1E"/>
-          <w:shd w:val="clear" w:color="auto" w:fill="FFFFFF"/>
-        </w:rPr>
         <w:t>FOREWORD</w:t>
       </w:r>
     </w:p>
@@ -18857,7 +18845,23 @@
           <w:color w:val="1A1C1E"/>
           <w:shd w:val="clear" w:color="auto" w:fill="FFFFFF"/>
         </w:rPr>
-        <w:t>Regarding Pausible Deniability: Subordinates might intentionally not report the details of brutal acts to their superiors, so that the superiors can "plausibly deny" knowing about those crimes if questioned later. This is a way to protect the "top leader."</w:t>
+        <w:t>Regarding P</w:t>
+      </w:r>
+      <w:r>
+        <w:rPr>
+          <w:rFonts w:ascii="Palatino Linotype" w:eastAsia="sans-serif" w:hAnsi="Palatino Linotype" w:cs="Palatino Linotype"/>
+          <w:color w:val="1A1C1E"/>
+          <w:shd w:val="clear" w:color="auto" w:fill="FFFFFF"/>
+        </w:rPr>
+        <w:t>l</w:t>
+      </w:r>
+      <w:r>
+        <w:rPr>
+          <w:rFonts w:ascii="Palatino Linotype" w:eastAsia="sans-serif" w:hAnsi="Palatino Linotype" w:cs="Palatino Linotype"/>
+          <w:color w:val="1A1C1E"/>
+          <w:shd w:val="clear" w:color="auto" w:fill="FFFFFF"/>
+        </w:rPr>
+        <w:t>ausible Deniability: Subordinates might intentionally not report the details of brutal acts to their superiors, so that the superiors can "plausibly deny" knowing about those crimes if questioned later. This is a way to protect the "top leader."</w:t>
       </w:r>
     </w:p>
     <w:p>
@@ -19596,8 +19600,6 @@
         </w:rPr>
         <w:t>" (the government's orders cannot get out of Zhongnanhai) is a classic description of power fragmentation or covert opposition within the Chinese political system, even under leaders who are considered the strongest. It shows the complexity of governing a vast country with a huge bureaucracy and many different layers of interests.</w:t>
       </w:r>
-      <w:bookmarkStart w:id="0" w:name="_GoBack"/>
-      <w:bookmarkEnd w:id="0"/>
     </w:p>
     <w:p>
       <w:pPr>
@@ -19815,7 +19817,23 @@
           <w:color w:val="1A1C1E"/>
           <w:shd w:val="clear" w:color="auto" w:fill="FFFFFF"/>
         </w:rPr>
-        <w:t xml:space="preserve">Regarding the Great Firewall: Yes, this firewall system is very effective. For the vast majority of people, accessing foreign websites considered "sensitive" like Google, Facebook, Twitter, YouTube, and major international news sites (BBC, New York Times, The LIVES Times...) is completely blocked. If they want to access them, they have to use circumvention tools (VPNs), but the use of </w:t>
+        <w:t xml:space="preserve">Regarding the Great Firewall: Yes, this firewall system is very effective. For the vast majority of people, accessing foreign websites considered "sensitive" like Google, Facebook, Twitter, YouTube, and major international news sites (BBC, New York Times, The </w:t>
+      </w:r>
+      <w:r>
+        <w:rPr>
+          <w:rFonts w:ascii="Palatino Linotype" w:eastAsia="sans-serif" w:hAnsi="Palatino Linotype" w:cs="Palatino Linotype"/>
+          <w:color w:val="1A1C1E"/>
+          <w:shd w:val="clear" w:color="auto" w:fill="FFFFFF"/>
+        </w:rPr>
+        <w:t>Epoch</w:t>
+      </w:r>
+      <w:r>
+        <w:rPr>
+          <w:rFonts w:ascii="Palatino Linotype" w:eastAsia="sans-serif" w:hAnsi="Palatino Linotype" w:cs="Palatino Linotype"/>
+          <w:color w:val="1A1C1E"/>
+          <w:shd w:val="clear" w:color="auto" w:fill="FFFFFF"/>
+        </w:rPr>
+        <w:t xml:space="preserve"> Times...) is completely blocked. If they want to access them, they have to use circumvention tools (VPNs), but the use of </w:t>
       </w:r>
       <w:r>
         <w:rPr>
@@ -27873,7 +27891,21 @@
         <w:rPr>
           <w:rFonts w:ascii="Palatino Linotype" w:hAnsi="Palatino Linotype" w:cs="Palatino Linotype"/>
         </w:rPr>
-        <w:t xml:space="preserve">    → this is the current book</w:t>
+        <w:t xml:space="preserve">    → </w:t>
+      </w:r>
+      <w:r>
+        <w:rPr>
+          <w:rFonts w:ascii="Palatino Linotype" w:hAnsi="Palatino Linotype" w:cs="Palatino Linotype"/>
+        </w:rPr>
+        <w:t xml:space="preserve">   </w:t>
+      </w:r>
+      <w:bookmarkStart w:id="0" w:name="_GoBack"/>
+      <w:bookmarkEnd w:id="0"/>
+      <w:r>
+        <w:rPr>
+          <w:rFonts w:ascii="Palatino Linotype" w:hAnsi="Palatino Linotype" w:cs="Palatino Linotype"/>
+        </w:rPr>
+        <w:t>this is the current book</w:t>
       </w:r>
     </w:p>
     <w:p>
@@ -28014,6 +28046,27 @@
           <w:rFonts w:ascii="Palatino Linotype" w:hAnsi="Palatino Linotype" w:cs="Palatino Linotype"/>
         </w:rPr>
         <w:t xml:space="preserve"> </w:t>
+      </w:r>
+    </w:p>
+    <w:p>
+      <w:pPr>
+        <w:pStyle w:val="NormalWeb"/>
+        <w:rPr>
+          <w:rFonts w:ascii="Palatino Linotype" w:hAnsi="Palatino Linotype" w:cs="Palatino Linotype"/>
+        </w:rPr>
+      </w:pPr>
+      <w:r>
+        <w:rPr>
+          <w:rFonts w:ascii="Palatino Linotype" w:hAnsi="Palatino Linotype" w:cs="Palatino Linotype"/>
+        </w:rPr>
+        <w:t xml:space="preserve">– </w:t>
+      </w:r>
+      <w:r>
+        <w:rPr>
+          <w:rFonts w:ascii="Palatino Linotype" w:hAnsi="Palatino Linotype" w:cs="Palatino Linotype"/>
+          <w:i/>
+        </w:rPr>
+        <w:t>The Universe Beyond The Big Bang</w:t>
       </w:r>
     </w:p>
     <w:p>
@@ -28223,7 +28276,7 @@
           <w:rPr>
             <w:noProof/>
           </w:rPr>
-          <w:t>159</w:t>
+          <w:t>233</w:t>
         </w:r>
         <w:r>
           <w:rPr>
